--- a/test_data/smlouva26_anon.docx
+++ b/test_data/smlouva26_anon.docx
@@ -23,7 +23,7 @@
         <w:br/>
         <w:t>Technickou část konzultoval [[PERSON_6]], kdy s [[PERSON_6]] byla provedena autorizace přes IP [[IP_1]] a datovou schránku pl88xq2.</w:t>
         <w:br/>
-        <w:t>Za dokumentaci odpovídala [[PERSON_5]], přičemž [[PERSON_5]] lze kontaktovat na emailu ivana.rendlova@post.[[ADDRESS_2]].</w:t>
+        <w:t>Za dokumentaci odpovídala [[PERSON_5]], přičemž [[PERSON_5]] lze kontaktovat na emailu [[PERSON_5]].rendlova@post.[[ADDRESS_2]].</w:t>
         <w:br/>
         <w:t>Jednání se účastnil [[PERSON_4]], kdy připomínky [[PERSON_4]] přišly z čísla[[PHONE_3]] a byly ověřeny rodným číslem [[BIRTH_ID_2]].</w:t>
         <w:br/>
@@ -40,21 +40,21 @@
         <w:br/>
         <w:t>Stanovisko dodala [[PERSON_21]], kdy o [[PERSON_21]] je uveden email [[EMAIL_4]] a [[BIRTH_ID_3]].</w:t>
         <w:br/>
-        <w:t>Podklady připravil [[PERSON_20]], přičemž s [[PERSON_19]] bylo jednáno přes [[BANK_3]] a [[PHONE_5]].</w:t>
-        <w:br/>
-        <w:t>Koordinaci zajišťovala [[PERSON_18]], [[ADDRESS_5]], a email [[EMAIL_5]].</w:t>
-        <w:br/>
-        <w:t>Technické vyjádření poskytl [[PERSON_17]], přičemž [[PERSON_17]] identifikuje IP [[IP_3]] a číslo [[ID_CARD_3]].</w:t>
+        <w:t>Podklady připravil [[PERSON_20]], přičemž s [[PERSON_20]] bylo jednáno přes [[BANK_3]] a [[PHONE_5]].</w:t>
+        <w:br/>
+        <w:t>Koordinaci zajišťovala [[PERSON_19]], [[ADDRESS_5]], a email [[EMAIL_5]].</w:t>
+        <w:br/>
+        <w:t>Technické vyjádření poskytl [[PERSON_18]], přičemž [[PERSON_18]] identifikuje IP [[IP_3]] a číslo [[ID_CARD_3]].</w:t>
         <w:br/>
         <w:t>Administrativní dohled měla [[PERSON_16]], kdy s [[PERSON_16]] byla řešena datová schránka rp22kk9 a [[PHONE_6]].</w:t>
         <w:br/>
-        <w:t>Podpis zajistil [[PERSON_15]], přičemž [[PERSON_15]] lze kontaktovat na emailu [[EMAIL_6]] a adrese Hlavní 55, Milevsko.</w:t>
+        <w:t>Podpis zajistil [[PERSON_15]], přičemž [[PERSON_15]] lze kontaktovat na emailu zdenek.spicka@office.[[ADDRESS_6]].</w:t>
         <w:br/>
         <w:t>Součástí jednání byla [[PERSON_14]], kdy o [[PERSON_14]] evidujeme [[BANK_4]] a [[BIRTH_ID_4]].</w:t>
         <w:br/>
         <w:t>Revizi provedl [[PERSON_13]], přičemž [[PERSON_13]] náleží [[PHONE_7]] a IP adresa [[IP_4]].</w:t>
         <w:br/>
-        <w:t>Za přílohy odpovídala [[PERSON_12]], kdy bez [[PERSON_12]] by nebylo možné ověřit email [[EMAIL_7]] ani číslo [[ID_CARD_4]].</w:t>
+        <w:t>Za přílohy odpovídala [[PERSON_12]], kdy bez [[PERSON_12]] by nebylo možné ověřit email [[EMAIL_6]] ani číslo [[ID_CARD_4]].</w:t>
       </w:r>
     </w:p>
     <w:p>

--- a/test_data/smlouva26_anon.docx
+++ b/test_data/smlouva26_anon.docx
@@ -13,9 +13,9 @@
     </w:p>
     <w:p>
       <w:r>
-        <w:t>Tato smlouva byla projednána s [[PERSON_11]], přičemž stanovisko [[PERSON_11]] bylo doručeno z emailu [[EMAIL_1]] a ověřeno telefonem[[PHONE_1]].</w:t>
-        <w:br/>
-        <w:t>Jednání se dále účastnila [[PERSON_10]], kdy s [[PERSON_9]][[ADDRESS_1]], a rodného čísla [[BIRTH_ID_1]].</w:t>
+        <w:t>Tato smlouva byla projednána s [[PERSON_10]], přičemž stanovisko [[PERSON_10]] bylo doručeno z emailu [[EMAIL_1]] a ověřeno telefonem[[PHONE_1]].</w:t>
+        <w:br/>
+        <w:t>Jednání se dále účastnila [[PERSON_9]], kdy s [[PERSON_9]] byla komunikace vedena ohledně [[ADDRESS_1]], a rodného čísla [[BIRTH_ID_1]].</w:t>
         <w:br/>
         <w:t>Souhlas poskytl [[PERSON_8]], přičemž [[PERSON_8]] identifikuje [[BANK_1]] a email [[EMAIL_2]].</w:t>
         <w:br/>
@@ -23,49 +23,55 @@
         <w:br/>
         <w:t>Technickou část konzultoval [[PERSON_6]], kdy s [[PERSON_6]] byla provedena autorizace přes IP [[IP_1]] a datovou schránku pl88xq2.</w:t>
         <w:br/>
-        <w:t>Za dokumentaci odpovídala [[PERSON_5]], přičemž [[PERSON_5]] lze kontaktovat na emailu [[PERSON_5]].rendlova@post.[[ADDRESS_2]].</w:t>
+        <w:t>Za dokumentaci odpovídala [[PERSON_5]], přičemž [[PERSON_5]] lze kontaktovat na emailu [[EMAIL_3]] a [[ADDRESS_2]].</w:t>
         <w:br/>
         <w:t>Jednání se účastnil [[PERSON_4]], kdy připomínky [[PERSON_4]] přišly z čísla[[PHONE_3]] a byly ověřeny rodným číslem [[BIRTH_ID_2]].</w:t>
         <w:br/>
-        <w:t>Součástí příloh je vyjádření [[PERSON_3]], přičemž o [[PERSON_3]] evidujeme [[BANK_2]] [[ADDRESS_3]].</w:t>
-        <w:br/>
-        <w:t>Právní kontrolu provedl [[PERSON_2]], o němž platí, že [[PERSON_2]] identifikuje [[ICO_1]] a email [[EMAIL_3]].</w:t>
-        <w:br/>
-        <w:t>Za provozní část vystupovala [[PERSON_1]], kdy s [[PERSON_1]] byla komunikace vedena přes [[PHONE_4]] [[ADDRESS_4]].</w:t>
+        <w:t>Součástí příloh je vyjádření [[PERSON_3]], přičemž o [[PERSON_3]] evidujeme [[BANK_2]] a [[ADDRESS_3]].</w:t>
+        <w:br/>
+        <w:t>Právní kontrolu provedl [[PERSON_2]], o němž platí, že [[PERSON_2]] identifikuje [[ICO_1]] a email [[EMAIL_4]].</w:t>
+        <w:br/>
+        <w:t>Za provozní část vystupovala [[PERSON_1]], kdy s [[PERSON_1]] byla komunikace vedena přes [[PHONE_4]] a [[ADDRESS_4]].</w:t>
       </w:r>
     </w:p>
     <w:p>
       <w:r>
-        <w:t>Dále byl přítomen [[PERSON_22]], přičemž [[PERSON_22]] lze dohledat pomocí IP adresy [[IP_2]] a čísla [[ID_CARD_2]].</w:t>
-        <w:br/>
-        <w:t>Stanovisko dodala [[PERSON_21]], kdy o [[PERSON_21]] je uveden email [[EMAIL_4]] a [[BIRTH_ID_3]].</w:t>
-        <w:br/>
-        <w:t>Podklady připravil [[PERSON_20]], přičemž s [[PERSON_20]] bylo jednáno přes [[BANK_3]] a [[PHONE_5]].</w:t>
-        <w:br/>
-        <w:t>Koordinaci zajišťovala [[PERSON_19]], [[ADDRESS_5]], a email [[EMAIL_5]].</w:t>
-        <w:br/>
-        <w:t>Technické vyjádření poskytl [[PERSON_18]], přičemž [[PERSON_18]] identifikuje IP [[IP_3]] a číslo [[ID_CARD_3]].</w:t>
-        <w:br/>
-        <w:t>Administrativní dohled měla [[PERSON_16]], kdy s [[PERSON_16]] byla řešena datová schránka rp22kk9 a [[PHONE_6]].</w:t>
-        <w:br/>
-        <w:t>Podpis zajistil [[PERSON_15]], přičemž [[PERSON_15]] lze kontaktovat na emailu zdenek.spicka@office.[[ADDRESS_6]].</w:t>
-        <w:br/>
-        <w:t>Součástí jednání byla [[PERSON_14]], kdy o [[PERSON_14]] evidujeme [[BANK_4]] a [[BIRTH_ID_4]].</w:t>
-        <w:br/>
-        <w:t>Revizi provedl [[PERSON_13]], přičemž [[PERSON_13]] náleží [[PHONE_7]] a IP adresa [[IP_4]].</w:t>
-        <w:br/>
-        <w:t>Za přílohy odpovídala [[PERSON_12]], kdy bez [[PERSON_12]] by nebylo možné ověřit email [[EMAIL_6]] ani číslo [[ID_CARD_4]].</w:t>
+        <w:t>Dále byl přítomen [[PERSON_21]], přičemž [[PERSON_21]] lze dohledat pomocí IP adresy [[IP_2]] a čísla [[ID_CARD_2]].</w:t>
+        <w:br/>
+        <w:t>Stanovisko dodala [[PERSON_20]], kdy o [[PERSON_20]] je uveden email [[EMAIL_5]] a [[BIRTH_ID_3]].</w:t>
+        <w:br/>
+        <w:t>Podklady připravil [[PERSON_19]], přičemž s [[PERSON_19]] bylo jednáno přes [[BANK_3]] a [[PHONE_5]].</w:t>
+        <w:br/>
+        <w:t>Koordinaci zajišťovala [[PERSON_18]], kdy [[PERSON_18]] se týká bydliště U [[ADDRESS_5]], a email [[EMAIL_6]].</w:t>
+        <w:br/>
+        <w:t>Technické vyjádření poskytl [[PERSON_17]], přičemž [[PERSON_17]] identifikuje IP [[IP_3]] a číslo [[ID_CARD_3]].</w:t>
+        <w:br/>
+        <w:t>Administrativní dohled měla [[PERSON_16]], kdy s [[PERSON_15]] byla řešena datová schránka rp22kk9 a [[PHONE_6]].</w:t>
+        <w:br/>
+        <w:t>Podpis zajistil [[PERSON_14]], přičemž [[PERSON_14]] lze kontaktovat na emailu [[EMAIL_7]] a [[ADDRESS_6]].</w:t>
+        <w:br/>
+        <w:t>Součástí jednání byla [[PERSON_13]], kdy o [[PERSON_13]] evidujeme [[BANK_4]] a [[BIRTH_ID_4]].</w:t>
+        <w:br/>
+        <w:t>Revizi provedl [[PERSON_12]], přičemž [[PERSON_12]] náleží [[PHONE_7]] a IP adresa [[IP_4]].</w:t>
+        <w:br/>
+        <w:t>Za přílohy odpovídala [[PERSON_11]], kdy bez [[PERSON_11]] by nebylo možné ověřit email [[EMAIL_8]] ani číslo [[ID_CARD_4]].</w:t>
       </w:r>
     </w:p>
     <w:p>
       <w:r>
         <w:t>Další účastníci:</w:t>
         <w:br/>
-        <w:t>[[PERSON_42]], [[PERSON_41]], [[PERSON_40]], [[PERSON_39]], [[PERSON_38]], [[PERSON_37]], [[PERSON_36]], [[PERSON_35]], [[PERSON_34]], [[PERSON_33]], [[PERSON_32]], [[PERSON_31]], [[PERSON_30]], [[PERSON_29]], [[PERSON_28]], [[PERSON_27]], [[PERSON_26]], [[PERSON_25]], [[PERSON_24]], [[PERSON_23]] – u všech bylo jednáno ve více pádech a ke každému jsou v dokumentaci vedeny přesně dva citlivé údaje (telefon / email / adresa / RČ / účet).</w:t>
+        <w:t>[[PERSON_41]], [[PERSON_40]], [[PERSON_39]], [[PERSON_38]], [[PERSON_37]], [[PERSON_36]], [[PERSON_35]], [[PERSON_34]], [[PERSON_33]], [[PERSON_32]], [[PERSON_31]], [[PERSON_30]], [[PERSON_29]], [[PERSON_28]], [[PERSON_27]], [[PERSON_26]], [[PERSON_25]], [[PERSON_24]], [[PERSON_23]], [[PERSON_22]] – u všech bylo jednáno ve více pádech a ke každému jsou v dokumentaci vedeny přesně dva citlivé údaje (telefon / email / adresa / RČ / účet).</w:t>
       </w:r>
     </w:p>
     <w:p/>
     <w:sectPr>
+      <w:headerReference w:type="default" r:id="rId6"/>
+      <w:footerReference w:type="default" r:id="rId7"/>
+      <w:headerReference w:type="first" r:id="rId8"/>
+      <w:footerReference w:type="first" r:id="rId9"/>
+      <w:headerReference w:type="even" r:id="rId10"/>
+      <w:footerReference w:type="even" r:id="rId11"/>
       <w:pgSz w:w="11906" w:h="16838"/>
       <w:pgMar w:top="1440" w:right="1440" w:bottom="1440" w:left="1440" w:header="708" w:footer="708" w:gutter="0"/>
       <w:cols w:space="708"/>
@@ -73,6 +79,66 @@
     </w:sectPr>
   </w:body>
 </w:document>
+</file>
+
+<file path=word/footer1.xml><?xml version="1.0" encoding="utf-8"?>
+<w:ftr xmlns:m="http://schemas.openxmlformats.org/officeDocument/2006/math" xmlns:mc="http://schemas.openxmlformats.org/markup-compatibility/2006" xmlns:mo="http://schemas.microsoft.com/office/mac/office/2008/main" xmlns:mv="urn:schemas-microsoft-com:mac:vml" xmlns:o="urn:schemas-microsoft-com:office:office" xmlns:r="http://schemas.openxmlformats.org/officeDocument/2006/relationships" xmlns:v="urn:schemas-microsoft-com:vml" xmlns:w10="urn:schemas-microsoft-com:office:word" xmlns:w14="http://schemas.microsoft.com/office/word/2010/wordml" xmlns:w="http://schemas.openxmlformats.org/wordprocessingml/2006/main" xmlns:wne="http://schemas.microsoft.com/office/word/2006/wordml" xmlns:wp14="http://schemas.microsoft.com/office/word/2010/wordprocessingDrawing" xmlns:wp="http://schemas.openxmlformats.org/drawingml/2006/wordprocessingDrawing" xmlns:wpc="http://schemas.microsoft.com/office/word/2010/wordprocessingCanvas" xmlns:wpg="http://schemas.microsoft.com/office/word/2010/wordprocessingGroup" xmlns:wpi="http://schemas.microsoft.com/office/word/2010/wordprocessingInk" xmlns:wps="http://schemas.microsoft.com/office/word/2010/wordprocessingShape" mc:Ignorable="w14 wp14">
+  <w:p>
+    <w:pPr>
+      <w:pStyle w:val="Footer"/>
+    </w:pPr>
+  </w:p>
+</w:ftr>
+</file>
+
+<file path=word/footer2.xml><?xml version="1.0" encoding="utf-8"?>
+<w:ftr xmlns:m="http://schemas.openxmlformats.org/officeDocument/2006/math" xmlns:mc="http://schemas.openxmlformats.org/markup-compatibility/2006" xmlns:mo="http://schemas.microsoft.com/office/mac/office/2008/main" xmlns:mv="urn:schemas-microsoft-com:mac:vml" xmlns:o="urn:schemas-microsoft-com:office:office" xmlns:r="http://schemas.openxmlformats.org/officeDocument/2006/relationships" xmlns:v="urn:schemas-microsoft-com:vml" xmlns:w10="urn:schemas-microsoft-com:office:word" xmlns:w14="http://schemas.microsoft.com/office/word/2010/wordml" xmlns:w="http://schemas.openxmlformats.org/wordprocessingml/2006/main" xmlns:wne="http://schemas.microsoft.com/office/word/2006/wordml" xmlns:wp14="http://schemas.microsoft.com/office/word/2010/wordprocessingDrawing" xmlns:wp="http://schemas.openxmlformats.org/drawingml/2006/wordprocessingDrawing" xmlns:wpc="http://schemas.microsoft.com/office/word/2010/wordprocessingCanvas" xmlns:wpg="http://schemas.microsoft.com/office/word/2010/wordprocessingGroup" xmlns:wpi="http://schemas.microsoft.com/office/word/2010/wordprocessingInk" xmlns:wps="http://schemas.microsoft.com/office/word/2010/wordprocessingShape" mc:Ignorable="w14 wp14">
+  <w:p>
+    <w:pPr>
+      <w:pStyle w:val="Footer"/>
+    </w:pPr>
+  </w:p>
+</w:ftr>
+</file>
+
+<file path=word/footer3.xml><?xml version="1.0" encoding="utf-8"?>
+<w:ftr xmlns:m="http://schemas.openxmlformats.org/officeDocument/2006/math" xmlns:mc="http://schemas.openxmlformats.org/markup-compatibility/2006" xmlns:mo="http://schemas.microsoft.com/office/mac/office/2008/main" xmlns:mv="urn:schemas-microsoft-com:mac:vml" xmlns:o="urn:schemas-microsoft-com:office:office" xmlns:r="http://schemas.openxmlformats.org/officeDocument/2006/relationships" xmlns:v="urn:schemas-microsoft-com:vml" xmlns:w10="urn:schemas-microsoft-com:office:word" xmlns:w14="http://schemas.microsoft.com/office/word/2010/wordml" xmlns:w="http://schemas.openxmlformats.org/wordprocessingml/2006/main" xmlns:wne="http://schemas.microsoft.com/office/word/2006/wordml" xmlns:wp14="http://schemas.microsoft.com/office/word/2010/wordprocessingDrawing" xmlns:wp="http://schemas.openxmlformats.org/drawingml/2006/wordprocessingDrawing" xmlns:wpc="http://schemas.microsoft.com/office/word/2010/wordprocessingCanvas" xmlns:wpg="http://schemas.microsoft.com/office/word/2010/wordprocessingGroup" xmlns:wpi="http://schemas.microsoft.com/office/word/2010/wordprocessingInk" xmlns:wps="http://schemas.microsoft.com/office/word/2010/wordprocessingShape" mc:Ignorable="w14 wp14">
+  <w:p>
+    <w:pPr>
+      <w:pStyle w:val="Footer"/>
+    </w:pPr>
+  </w:p>
+</w:ftr>
+</file>
+
+<file path=word/header1.xml><?xml version="1.0" encoding="utf-8"?>
+<w:hdr xmlns:m="http://schemas.openxmlformats.org/officeDocument/2006/math" xmlns:mc="http://schemas.openxmlformats.org/markup-compatibility/2006" xmlns:mo="http://schemas.microsoft.com/office/mac/office/2008/main" xmlns:mv="urn:schemas-microsoft-com:mac:vml" xmlns:o="urn:schemas-microsoft-com:office:office" xmlns:r="http://schemas.openxmlformats.org/officeDocument/2006/relationships" xmlns:v="urn:schemas-microsoft-com:vml" xmlns:w10="urn:schemas-microsoft-com:office:word" xmlns:w14="http://schemas.microsoft.com/office/word/2010/wordml" xmlns:w="http://schemas.openxmlformats.org/wordprocessingml/2006/main" xmlns:wne="http://schemas.microsoft.com/office/word/2006/wordml" xmlns:wp14="http://schemas.microsoft.com/office/word/2010/wordprocessingDrawing" xmlns:wp="http://schemas.openxmlformats.org/drawingml/2006/wordprocessingDrawing" xmlns:wpc="http://schemas.microsoft.com/office/word/2010/wordprocessingCanvas" xmlns:wpg="http://schemas.microsoft.com/office/word/2010/wordprocessingGroup" xmlns:wpi="http://schemas.microsoft.com/office/word/2010/wordprocessingInk" xmlns:wps="http://schemas.microsoft.com/office/word/2010/wordprocessingShape" mc:Ignorable="w14 wp14">
+  <w:p>
+    <w:pPr>
+      <w:pStyle w:val="Header"/>
+    </w:pPr>
+  </w:p>
+</w:hdr>
+</file>
+
+<file path=word/header2.xml><?xml version="1.0" encoding="utf-8"?>
+<w:hdr xmlns:m="http://schemas.openxmlformats.org/officeDocument/2006/math" xmlns:mc="http://schemas.openxmlformats.org/markup-compatibility/2006" xmlns:mo="http://schemas.microsoft.com/office/mac/office/2008/main" xmlns:mv="urn:schemas-microsoft-com:mac:vml" xmlns:o="urn:schemas-microsoft-com:office:office" xmlns:r="http://schemas.openxmlformats.org/officeDocument/2006/relationships" xmlns:v="urn:schemas-microsoft-com:vml" xmlns:w10="urn:schemas-microsoft-com:office:word" xmlns:w14="http://schemas.microsoft.com/office/word/2010/wordml" xmlns:w="http://schemas.openxmlformats.org/wordprocessingml/2006/main" xmlns:wne="http://schemas.microsoft.com/office/word/2006/wordml" xmlns:wp14="http://schemas.microsoft.com/office/word/2010/wordprocessingDrawing" xmlns:wp="http://schemas.openxmlformats.org/drawingml/2006/wordprocessingDrawing" xmlns:wpc="http://schemas.microsoft.com/office/word/2010/wordprocessingCanvas" xmlns:wpg="http://schemas.microsoft.com/office/word/2010/wordprocessingGroup" xmlns:wpi="http://schemas.microsoft.com/office/word/2010/wordprocessingInk" xmlns:wps="http://schemas.microsoft.com/office/word/2010/wordprocessingShape" mc:Ignorable="w14 wp14">
+  <w:p>
+    <w:pPr>
+      <w:pStyle w:val="Header"/>
+    </w:pPr>
+  </w:p>
+</w:hdr>
+</file>
+
+<file path=word/header3.xml><?xml version="1.0" encoding="utf-8"?>
+<w:hdr xmlns:m="http://schemas.openxmlformats.org/officeDocument/2006/math" xmlns:mc="http://schemas.openxmlformats.org/markup-compatibility/2006" xmlns:mo="http://schemas.microsoft.com/office/mac/office/2008/main" xmlns:mv="urn:schemas-microsoft-com:mac:vml" xmlns:o="urn:schemas-microsoft-com:office:office" xmlns:r="http://schemas.openxmlformats.org/officeDocument/2006/relationships" xmlns:v="urn:schemas-microsoft-com:vml" xmlns:w10="urn:schemas-microsoft-com:office:word" xmlns:w14="http://schemas.microsoft.com/office/word/2010/wordml" xmlns:w="http://schemas.openxmlformats.org/wordprocessingml/2006/main" xmlns:wne="http://schemas.microsoft.com/office/word/2006/wordml" xmlns:wp14="http://schemas.microsoft.com/office/word/2010/wordprocessingDrawing" xmlns:wp="http://schemas.openxmlformats.org/drawingml/2006/wordprocessingDrawing" xmlns:wpc="http://schemas.microsoft.com/office/word/2010/wordprocessingCanvas" xmlns:wpg="http://schemas.microsoft.com/office/word/2010/wordprocessingGroup" xmlns:wpi="http://schemas.microsoft.com/office/word/2010/wordprocessingInk" xmlns:wps="http://schemas.microsoft.com/office/word/2010/wordprocessingShape" mc:Ignorable="w14 wp14">
+  <w:p>
+    <w:pPr>
+      <w:pStyle w:val="Header"/>
+    </w:pPr>
+  </w:p>
+</w:hdr>
 </file>
 
 <file path=word/styles.xml><?xml version="1.0" encoding="utf-8"?>
